--- a/testakten/arbeitsrecht-kuendigungsdrama-koerber-werk/21_verhandlungsstrategie_und_vergleichskoridor.docx
+++ b/testakten/arbeitsrecht-kuendigungsdrama-koerber-werk/21_verhandlungsstrategie_und_vergleichskoridor.docx
@@ -5,36 +5,48 @@
     <w:p>
       <w:pPr>
         <w:pStyle w:val="Heading1"/>
+        <w:spacing w:after="160" w:line="259" w:lineRule="auto"/>
       </w:pPr>
       <w:r>
         <w:rPr>
           <w:rFonts w:ascii="Times New Roman" w:hAnsi="Times New Roman"/>
+          <w:b/>
+          <w:sz w:val="28"/>
         </w:rPr>
         <w:t>Verhandlungsstrategie und Vergleichskorridor — Intern</w:t>
       </w:r>
     </w:p>
     <w:p>
       <w:pPr>
+        <w:spacing w:line="259" w:lineRule="auto" w:after="60"/>
         <w:jc w:val="left"/>
       </w:pPr>
       <w:r>
         <w:t>Kanzlei-interne Strategie-Notiz. Nicht zur Weitergabe. Stand: 07.06.2025. RA Dr. Jonas Reuß.</w:t>
       </w:r>
     </w:p>
-    <w:p/>
+    <w:p>
+      <w:pPr>
+        <w:spacing w:line="259" w:lineRule="auto" w:after="60"/>
+      </w:pPr>
+    </w:p>
     <w:p>
       <w:pPr>
         <w:pStyle w:val="Heading2"/>
+        <w:spacing w:before="120" w:after="60" w:line="259" w:lineRule="auto"/>
       </w:pPr>
       <w:r>
         <w:rPr>
           <w:rFonts w:ascii="Times New Roman" w:hAnsi="Times New Roman"/>
+          <w:b/>
+          <w:sz w:val="22"/>
         </w:rPr>
         <w:t>1. Ausgangslage</w:t>
       </w:r>
     </w:p>
     <w:p>
       <w:pPr>
+        <w:spacing w:line="259" w:lineRule="auto" w:after="60"/>
         <w:jc w:val="left"/>
       </w:pPr>
       <w:r>
@@ -43,20 +55,28 @@
     </w:p>
     <w:p>
       <w:pPr>
+        <w:spacing w:line="259" w:lineRule="auto" w:after="60"/>
         <w:jc w:val="left"/>
       </w:pPr>
       <w:r>
         <w:t>Ziel der Mandantin: wirtschaftlich faire Abfindung, Urlaubsabgeltung, sauberes Zeugnis, kein HinSchG-Makel im Berufsleben. Körper ist bereit zu vergleichen, möchte aber nicht das Gefühl bekommen, „einfach abgekauft" zu werden. Wichtig für sie: die HinSchG-Problematik soll im Vergleich sichtbar sein.</w:t>
       </w:r>
     </w:p>
-    <w:p/>
+    <w:p>
+      <w:pPr>
+        <w:spacing w:line="259" w:lineRule="auto" w:after="60"/>
+      </w:pPr>
+    </w:p>
     <w:p>
       <w:pPr>
         <w:pStyle w:val="Heading2"/>
+        <w:spacing w:before="120" w:after="60" w:line="259" w:lineRule="auto"/>
       </w:pPr>
       <w:r>
         <w:rPr>
           <w:rFonts w:ascii="Times New Roman" w:hAnsi="Times New Roman"/>
+          <w:b/>
+          <w:sz w:val="22"/>
         </w:rPr>
         <w:t>2. Hebel-Analyse</w:t>
       </w:r>
@@ -64,6 +84,7 @@
     <w:p>
       <w:pPr>
         <w:pStyle w:val="Heading3"/>
+        <w:spacing w:line="259" w:lineRule="auto" w:after="60"/>
       </w:pPr>
       <w:r>
         <w:rPr>
@@ -74,6 +95,7 @@
     </w:p>
     <w:p>
       <w:pPr>
+        <w:spacing w:line="259" w:lineRule="auto" w:after="60"/>
         <w:jc w:val="left"/>
       </w:pPr>
       <w:r>
@@ -82,6 +104,7 @@
     </w:p>
     <w:p>
       <w:pPr>
+        <w:spacing w:line="259" w:lineRule="auto" w:after="60"/>
         <w:jc w:val="left"/>
       </w:pPr>
       <w:r>
@@ -97,6 +120,7 @@
     <w:p>
       <w:pPr>
         <w:pStyle w:val="Heading3"/>
+        <w:spacing w:line="259" w:lineRule="auto" w:after="60"/>
       </w:pPr>
       <w:r>
         <w:rPr>
@@ -107,6 +131,7 @@
     </w:p>
     <w:p>
       <w:pPr>
+        <w:spacing w:line="259" w:lineRule="auto" w:after="60"/>
         <w:jc w:val="left"/>
       </w:pPr>
       <w:r>
@@ -115,6 +140,7 @@
     </w:p>
     <w:p>
       <w:pPr>
+        <w:spacing w:line="259" w:lineRule="auto" w:after="60"/>
         <w:jc w:val="left"/>
       </w:pPr>
       <w:r>
@@ -130,6 +156,7 @@
     <w:p>
       <w:pPr>
         <w:pStyle w:val="Heading3"/>
+        <w:spacing w:line="259" w:lineRule="auto" w:after="60"/>
       </w:pPr>
       <w:r>
         <w:rPr>
@@ -140,6 +167,7 @@
     </w:p>
     <w:p>
       <w:pPr>
+        <w:spacing w:line="259" w:lineRule="auto" w:after="60"/>
         <w:jc w:val="left"/>
       </w:pPr>
       <w:r>
@@ -148,6 +176,7 @@
     </w:p>
     <w:p>
       <w:pPr>
+        <w:spacing w:line="259" w:lineRule="auto" w:after="60"/>
         <w:jc w:val="left"/>
       </w:pPr>
       <w:r>
@@ -163,6 +192,7 @@
     <w:p>
       <w:pPr>
         <w:pStyle w:val="Heading3"/>
+        <w:spacing w:line="259" w:lineRule="auto" w:after="60"/>
       </w:pPr>
       <w:r>
         <w:rPr>
@@ -173,6 +203,7 @@
     </w:p>
     <w:p>
       <w:pPr>
+        <w:spacing w:line="259" w:lineRule="auto" w:after="60"/>
         <w:jc w:val="left"/>
       </w:pPr>
       <w:r>
@@ -181,6 +212,7 @@
     </w:p>
     <w:p>
       <w:pPr>
+        <w:spacing w:line="259" w:lineRule="auto" w:after="60"/>
         <w:jc w:val="left"/>
       </w:pPr>
       <w:r>
@@ -196,6 +228,7 @@
     <w:p>
       <w:pPr>
         <w:pStyle w:val="Heading3"/>
+        <w:spacing w:line="259" w:lineRule="auto" w:after="60"/>
       </w:pPr>
       <w:r>
         <w:rPr>
@@ -206,6 +239,7 @@
     </w:p>
     <w:p>
       <w:pPr>
+        <w:spacing w:line="259" w:lineRule="auto" w:after="60"/>
         <w:jc w:val="left"/>
       </w:pPr>
       <w:r>
@@ -214,6 +248,7 @@
     </w:p>
     <w:p>
       <w:pPr>
+        <w:spacing w:line="259" w:lineRule="auto" w:after="60"/>
         <w:jc w:val="left"/>
       </w:pPr>
       <w:r>
@@ -229,6 +264,7 @@
     <w:p>
       <w:pPr>
         <w:pStyle w:val="Heading3"/>
+        <w:spacing w:line="259" w:lineRule="auto" w:after="60"/>
       </w:pPr>
       <w:r>
         <w:rPr>
@@ -239,6 +275,7 @@
     </w:p>
     <w:p>
       <w:pPr>
+        <w:spacing w:line="259" w:lineRule="auto" w:after="60"/>
         <w:jc w:val="left"/>
       </w:pPr>
       <w:r>
@@ -247,6 +284,7 @@
     </w:p>
     <w:p>
       <w:pPr>
+        <w:spacing w:line="259" w:lineRule="auto" w:after="60"/>
         <w:jc w:val="left"/>
       </w:pPr>
       <w:r>
@@ -262,6 +300,7 @@
     <w:p>
       <w:pPr>
         <w:pStyle w:val="Heading3"/>
+        <w:spacing w:line="259" w:lineRule="auto" w:after="60"/>
       </w:pPr>
       <w:r>
         <w:rPr>
@@ -272,6 +311,7 @@
     </w:p>
     <w:p>
       <w:pPr>
+        <w:spacing w:line="259" w:lineRule="auto" w:after="60"/>
         <w:jc w:val="left"/>
       </w:pPr>
       <w:r>
@@ -280,6 +320,7 @@
     </w:p>
     <w:p>
       <w:pPr>
+        <w:spacing w:line="259" w:lineRule="auto" w:after="60"/>
         <w:jc w:val="left"/>
       </w:pPr>
       <w:r>
@@ -292,10 +333,15 @@
         <w:t xml:space="preserve"> Nicht verhandelbar — dieser Betrag gehört der Mandantin materiell. Im Vergleich als feste Position setzen.</w:t>
       </w:r>
     </w:p>
-    <w:p/>
+    <w:p>
+      <w:pPr>
+        <w:spacing w:line="259" w:lineRule="auto" w:after="60"/>
+      </w:pPr>
+    </w:p>
     <w:p>
       <w:pPr>
         <w:pStyle w:val="Heading2"/>
+        <w:spacing w:line="259" w:lineRule="auto" w:after="60"/>
       </w:pPr>
       <w:r>
         <w:rPr>
@@ -307,6 +353,7 @@
     <w:p>
       <w:pPr>
         <w:pStyle w:val="Heading3"/>
+        <w:spacing w:line="259" w:lineRule="auto" w:after="60"/>
       </w:pPr>
       <w:r>
         <w:rPr>
@@ -317,6 +364,7 @@
     </w:p>
     <w:p>
       <w:pPr>
+        <w:spacing w:line="259" w:lineRule="auto" w:after="60"/>
         <w:jc w:val="left"/>
       </w:pPr>
       <w:r>
@@ -325,6 +373,7 @@
     </w:p>
     <w:p>
       <w:pPr>
+        <w:spacing w:line="259" w:lineRule="auto" w:after="60"/>
         <w:jc w:val="left"/>
       </w:pPr>
       <w:r>
@@ -342,6 +391,7 @@
     </w:p>
     <w:p>
       <w:pPr>
+        <w:spacing w:line="259" w:lineRule="auto" w:after="60"/>
         <w:jc w:val="left"/>
       </w:pPr>
       <w:r>
@@ -356,6 +406,7 @@
     </w:p>
     <w:p>
       <w:pPr>
+        <w:spacing w:line="259" w:lineRule="auto" w:after="60"/>
         <w:jc w:val="left"/>
       </w:pPr>
       <w:r>
@@ -370,6 +421,7 @@
     </w:p>
     <w:p>
       <w:pPr>
+        <w:spacing w:line="259" w:lineRule="auto" w:after="60"/>
         <w:jc w:val="left"/>
       </w:pPr>
       <w:r>
@@ -384,6 +436,7 @@
     </w:p>
     <w:p>
       <w:pPr>
+        <w:spacing w:line="259" w:lineRule="auto" w:after="60"/>
         <w:jc w:val="left"/>
       </w:pPr>
       <w:r>
@@ -393,6 +446,7 @@
     <w:p>
       <w:pPr>
         <w:pStyle w:val="Heading3"/>
+        <w:spacing w:line="259" w:lineRule="auto" w:after="60"/>
       </w:pPr>
       <w:r>
         <w:rPr>
@@ -403,6 +457,7 @@
     </w:p>
     <w:p>
       <w:pPr>
+        <w:spacing w:line="259" w:lineRule="auto" w:after="60"/>
         <w:jc w:val="left"/>
       </w:pPr>
       <w:r>
@@ -412,6 +467,7 @@
     <w:p>
       <w:pPr>
         <w:pStyle w:val="ListBullet"/>
+        <w:spacing w:line="259" w:lineRule="auto" w:after="60"/>
       </w:pPr>
       <w:r>
         <w:t>Minimalposition: 3 Jahre × 13.000 EUR (Median-Delta) = 39.000 EUR netto</w:t>
@@ -420,6 +476,7 @@
     <w:p>
       <w:pPr>
         <w:pStyle w:val="ListBullet"/>
+        <w:spacing w:line="259" w:lineRule="auto" w:after="60"/>
       </w:pPr>
       <w:r>
         <w:t>Zielwert: Tantieme-Differenz einbezogen = 3 × (13.000 + 17.000) EUR = 90.000 EUR brutto</w:t>
@@ -428,6 +485,7 @@
     <w:p>
       <w:pPr>
         <w:pStyle w:val="Heading3"/>
+        <w:spacing w:line="259" w:lineRule="auto" w:after="60"/>
       </w:pPr>
       <w:r>
         <w:rPr>
@@ -438,6 +496,7 @@
     </w:p>
     <w:p>
       <w:pPr>
+        <w:spacing w:line="259" w:lineRule="auto" w:after="60"/>
         <w:jc w:val="left"/>
       </w:pPr>
       <w:r>
@@ -447,6 +506,7 @@
     <w:p>
       <w:pPr>
         <w:pStyle w:val="Heading3"/>
+        <w:spacing w:line="259" w:lineRule="auto" w:after="60"/>
       </w:pPr>
       <w:r>
         <w:rPr>
@@ -457,6 +517,7 @@
     </w:p>
     <w:p>
       <w:pPr>
+        <w:spacing w:line="259" w:lineRule="auto" w:after="60"/>
         <w:jc w:val="left"/>
       </w:pPr>
       <w:r>
@@ -466,6 +527,7 @@
     <w:p>
       <w:pPr>
         <w:pStyle w:val="Heading3"/>
+        <w:spacing w:line="259" w:lineRule="auto" w:after="60"/>
       </w:pPr>
       <w:r>
         <w:rPr>
@@ -476,6 +538,7 @@
     </w:p>
     <w:p>
       <w:pPr>
+        <w:spacing w:line="259" w:lineRule="auto" w:after="60"/>
         <w:jc w:val="left"/>
       </w:pPr>
       <w:r>
@@ -485,6 +548,7 @@
     <w:p>
       <w:pPr>
         <w:pStyle w:val="ListBullet"/>
+        <w:spacing w:line="259" w:lineRule="auto" w:after="60"/>
       </w:pPr>
       <w:r>
         <w:t>Verpflichtung des Arbeitgebers, im qualifizierten Zeugnis keine Formulierung zu verwenden, die auf Fehlzeiten oder Compliance-Vorgänge Bezug nimmt.</w:t>
@@ -493,6 +557,7 @@
     <w:p>
       <w:pPr>
         <w:pStyle w:val="ListBullet"/>
+        <w:spacing w:line="259" w:lineRule="auto" w:after="60"/>
       </w:pPr>
       <w:r>
         <w:t>Verpflichtung des Arbeitgebers, der Klägerin gegenüber keinen Regressanspruch wegen der HinSchG-Meldung zu erheben.</w:t>
@@ -501,6 +566,7 @@
     <w:p>
       <w:pPr>
         <w:pStyle w:val="ListBullet"/>
+        <w:spacing w:line="259" w:lineRule="auto" w:after="60"/>
       </w:pPr>
       <w:r>
         <w:t>Schweigeverpflichtung (gegenseitig), aber mit ausdrücklichem Vorbehalt, dass die Klägerin jederzeit berechtigt bleibt, Anzeigen bei Behörden zu erstatten.</w:t>
@@ -509,6 +575,7 @@
     <w:p>
       <w:pPr>
         <w:pStyle w:val="Heading3"/>
+        <w:spacing w:line="259" w:lineRule="auto" w:after="60"/>
       </w:pPr>
       <w:r>
         <w:rPr>
@@ -886,10 +953,15 @@
         </w:tc>
       </w:tr>
     </w:tbl>
-    <w:p/>
+    <w:p>
+      <w:pPr>
+        <w:spacing w:line="259" w:lineRule="auto" w:after="60"/>
+      </w:pPr>
+    </w:p>
     <w:p>
       <w:pPr>
         <w:pStyle w:val="Heading2"/>
+        <w:spacing w:line="259" w:lineRule="auto" w:after="60"/>
       </w:pPr>
       <w:r>
         <w:rPr>
@@ -901,6 +973,7 @@
     <w:p>
       <w:pPr>
         <w:pStyle w:val="Heading3"/>
+        <w:spacing w:line="259" w:lineRule="auto" w:after="60"/>
       </w:pPr>
       <w:r>
         <w:rPr>
@@ -911,6 +984,7 @@
     </w:p>
     <w:p>
       <w:pPr>
+        <w:spacing w:line="259" w:lineRule="auto" w:after="60"/>
         <w:jc w:val="left"/>
       </w:pPr>
       <w:r>
@@ -919,6 +993,7 @@
     </w:p>
     <w:p>
       <w:pPr>
+        <w:spacing w:line="259" w:lineRule="auto" w:after="60"/>
         <w:jc w:val="left"/>
       </w:pPr>
       <w:r>
@@ -928,6 +1003,7 @@
     <w:p>
       <w:pPr>
         <w:pStyle w:val="Heading3"/>
+        <w:spacing w:line="259" w:lineRule="auto" w:after="60"/>
       </w:pPr>
       <w:r>
         <w:rPr>
@@ -938,6 +1014,7 @@
     </w:p>
     <w:p>
       <w:pPr>
+        <w:spacing w:line="259" w:lineRule="auto" w:after="60"/>
         <w:jc w:val="left"/>
       </w:pPr>
       <w:r>
@@ -946,6 +1023,7 @@
     </w:p>
     <w:p>
       <w:pPr>
+        <w:spacing w:line="259" w:lineRule="auto" w:after="60"/>
         <w:jc w:val="left"/>
       </w:pPr>
       <w:r>
@@ -955,6 +1033,7 @@
     <w:p>
       <w:pPr>
         <w:pStyle w:val="Heading3"/>
+        <w:spacing w:line="259" w:lineRule="auto" w:after="60"/>
       </w:pPr>
       <w:r>
         <w:rPr>
@@ -965,6 +1044,7 @@
     </w:p>
     <w:p>
       <w:pPr>
+        <w:spacing w:line="259" w:lineRule="auto" w:after="60"/>
         <w:jc w:val="left"/>
       </w:pPr>
       <w:r>
@@ -974,6 +1054,7 @@
     <w:p>
       <w:pPr>
         <w:pStyle w:val="Heading3"/>
+        <w:spacing w:line="259" w:lineRule="auto" w:after="60"/>
       </w:pPr>
       <w:r>
         <w:rPr>
@@ -984,16 +1065,22 @@
     </w:p>
     <w:p>
       <w:pPr>
+        <w:spacing w:line="259" w:lineRule="auto" w:after="60"/>
         <w:jc w:val="left"/>
       </w:pPr>
       <w:r>
         <w:t>Erststufenurteil Ablehnung KSchG-Klage (unwahrscheinlich, da BEM-Fehler stark), dann Berufung LAG Berlin-Brandenburg. Langer Weg, aber die Rechtslage ist günstig.</w:t>
       </w:r>
     </w:p>
-    <w:p/>
+    <w:p>
+      <w:pPr>
+        <w:spacing w:line="259" w:lineRule="auto" w:after="60"/>
+      </w:pPr>
+    </w:p>
     <w:p>
       <w:pPr>
         <w:pStyle w:val="Heading2"/>
+        <w:spacing w:line="259" w:lineRule="auto" w:after="60"/>
       </w:pPr>
       <w:r>
         <w:rPr>
@@ -1004,6 +1091,7 @@
     </w:p>
     <w:p>
       <w:pPr>
+        <w:spacing w:line="259" w:lineRule="auto" w:after="60"/>
         <w:jc w:val="left"/>
       </w:pPr>
       <w:r>
@@ -1012,6 +1100,7 @@
     </w:p>
     <w:p>
       <w:pPr>
+        <w:spacing w:line="259" w:lineRule="auto" w:after="60"/>
         <w:jc w:val="left"/>
       </w:pPr>
       <w:r>
@@ -1020,6 +1109,7 @@
     </w:p>
     <w:p>
       <w:pPr>
+        <w:spacing w:line="259" w:lineRule="auto" w:after="60"/>
         <w:jc w:val="left"/>
       </w:pPr>
       <w:r>
@@ -1030,13 +1120,58 @@
       </w:r>
     </w:p>
     <w:sectPr>
+      <w:headerReference w:type="default" r:id="rId9"/>
+      <w:footerReference w:type="default" r:id="rId10"/>
       <w:pgSz w:w="11906" w:h="16838"/>
-      <w:pgMar w:top="1417" w:right="1417" w:bottom="1417" w:left="1417" w:header="720" w:footer="720" w:gutter="0"/>
+      <w:pgMar w:top="1191" w:right="1247" w:bottom="1134" w:left="1361" w:header="720" w:footer="720" w:gutter="0"/>
       <w:cols w:space="720"/>
       <w:docGrid w:linePitch="360"/>
     </w:sectPr>
   </w:body>
 </w:document>
+</file>
+
+<file path=word/footer1.xml><?xml version="1.0" encoding="utf-8"?>
+<w:ftr xmlns:m="http://schemas.openxmlformats.org/officeDocument/2006/math" xmlns:mc="http://schemas.openxmlformats.org/markup-compatibility/2006" xmlns:mo="http://schemas.microsoft.com/office/mac/office/2008/main" xmlns:mv="urn:schemas-microsoft-com:mac:vml" xmlns:o="urn:schemas-microsoft-com:office:office" xmlns:r="http://schemas.openxmlformats.org/officeDocument/2006/relationships" xmlns:v="urn:schemas-microsoft-com:vml" xmlns:w10="urn:schemas-microsoft-com:office:word" xmlns:w14="http://schemas.microsoft.com/office/word/2010/wordml" xmlns:w="http://schemas.openxmlformats.org/wordprocessingml/2006/main" xmlns:wne="http://schemas.microsoft.com/office/word/2006/wordml" xmlns:wp14="http://schemas.microsoft.com/office/word/2010/wordprocessingDrawing" xmlns:wp="http://schemas.openxmlformats.org/drawingml/2006/wordprocessingDrawing" xmlns:wpc="http://schemas.microsoft.com/office/word/2010/wordprocessingCanvas" xmlns:wpg="http://schemas.microsoft.com/office/word/2010/wordprocessingGroup" xmlns:wpi="http://schemas.microsoft.com/office/word/2010/wordprocessingInk" xmlns:wps="http://schemas.microsoft.com/office/word/2010/wordprocessingShape" mc:Ignorable="w14 wp14">
+  <w:p>
+    <w:pPr>
+      <w:pStyle w:val="Footer"/>
+      <w:jc w:val="left"/>
+    </w:pPr>
+    <w:r/>
+    <w:r>
+      <w:rPr>
+        <w:rFonts w:ascii="Times New Roman" w:hAnsi="Times New Roman"/>
+        <w:b w:val="0"/>
+        <w:color w:val="777777"/>
+        <w:sz w:val="17"/>
+      </w:rPr>
+      <w:t>Vertraulich | Bearbeitungsstand Juli 2026 | nur zur Aktenbearbeitung</w:t>
+    </w:r>
+  </w:p>
+</w:ftr>
+</file>
+
+<file path=word/header1.xml><?xml version="1.0" encoding="utf-8"?>
+<w:hdr xmlns:m="http://schemas.openxmlformats.org/officeDocument/2006/math" xmlns:mc="http://schemas.openxmlformats.org/markup-compatibility/2006" xmlns:mo="http://schemas.microsoft.com/office/mac/office/2008/main" xmlns:mv="urn:schemas-microsoft-com:mac:vml" xmlns:o="urn:schemas-microsoft-com:office:office" xmlns:r="http://schemas.openxmlformats.org/officeDocument/2006/relationships" xmlns:v="urn:schemas-microsoft-com:vml" xmlns:w10="urn:schemas-microsoft-com:office:word" xmlns:w14="http://schemas.microsoft.com/office/word/2010/wordml" xmlns:w="http://schemas.openxmlformats.org/wordprocessingml/2006/main" xmlns:wne="http://schemas.microsoft.com/office/word/2006/wordml" xmlns:wp14="http://schemas.microsoft.com/office/word/2010/wordprocessingDrawing" xmlns:wp="http://schemas.openxmlformats.org/drawingml/2006/wordprocessingDrawing" xmlns:wpc="http://schemas.microsoft.com/office/word/2010/wordprocessingCanvas" xmlns:wpg="http://schemas.microsoft.com/office/word/2010/wordprocessingGroup" xmlns:wpi="http://schemas.microsoft.com/office/word/2010/wordprocessingInk" xmlns:wps="http://schemas.microsoft.com/office/word/2010/wordprocessingShape" mc:Ignorable="w14 wp14">
+  <w:p>
+    <w:pPr>
+      <w:pStyle w:val="Header"/>
+      <w:jc w:val="left"/>
+    </w:pPr>
+    <w:r/>
+    <w:r>
+      <w:rPr>
+        <w:rFonts w:ascii="Times New Roman" w:hAnsi="Times New Roman"/>
+        <w:b w:val="0"/>
+        <w:i w:val="0"/>
+        <w:color w:val="666666"/>
+        <w:sz w:val="17"/>
+      </w:rPr>
+      <w:t>Klotzkette Rechtsanwaltsgesellschaft mbH | Arbeitsrechtliche Mandatsakte | Bearbeitungsstand Juli 2026</w:t>
+    </w:r>
+  </w:p>
+</w:hdr>
 </file>
 
 <file path=word/numbering.xml><?xml version="1.0" encoding="utf-8"?>
@@ -1753,11 +1888,12 @@
       <w:contextualSpacing/>
     </w:pPr>
     <w:rPr>
-      <w:rFonts w:asciiTheme="majorHAnsi" w:eastAsiaTheme="majorEastAsia" w:hAnsiTheme="majorHAnsi" w:cstheme="majorBidi"/>
+      <w:rFonts w:asciiTheme="majorHAnsi" w:eastAsiaTheme="majorEastAsia" w:hAnsiTheme="majorHAnsi" w:cstheme="majorBidi" w:ascii="Times New Roman" w:hAnsi="Times New Roman"/>
+      <w:b/>
       <w:color w:val="17365D" w:themeColor="text2" w:themeShade="BF"/>
       <w:spacing w:val="5"/>
       <w:kern w:val="28"/>
-      <w:sz w:val="52"/>
+      <w:sz w:val="30"/>
       <w:szCs w:val="52"/>
     </w:rPr>
   </w:style>

--- a/testakten/arbeitsrecht-kuendigungsdrama-koerber-werk/21_verhandlungsstrategie_und_vergleichskoridor.docx
+++ b/testakten/arbeitsrecht-kuendigungsdrama-koerber-werk/21_verhandlungsstrategie_und_vergleichskoridor.docx
@@ -135,7 +135,7 @@
         <w:jc w:val="left"/>
       </w:pPr>
       <w:r>
-        <w:t>Bewertung: Mittel bis stark. Die zeitliche Koinzidenz ist eindeutig; die Kemnitz-Gespräche sind durch Notizen Körbers und (mittelbar) durch Therapeutin Jäkel belegt. Allerdings: Kemnitz wird die Gespräche in anderem Licht darstellen. Zeuge auf unserer Seite ist allein Körber (Vier-Augen-Gespräche). Die Beweislast-Umkehr nach § 37 HinSchG hilft.</w:t>
+        <w:t>Bewertung: Mittel bis stark. Die zeitliche Koinzidenz ist eindeutig; die Kemnitz-Gespräche sind durch Notizen Körbers und (mittelbar) durch Therapeutin Jäkel belegt. Allerdings: Kemnitz wird die Gespräche in anderem Licht darstellen. Zeuge auf unserer Seite ist allein Körber (Vier-Augen-Gespräche). Die Beweislast-Umkehr nach Paragraf 37 HinSchG hilft.</w:t>
       </w:r>
     </w:p>
     <w:p>
@@ -207,7 +207,7 @@
         <w:jc w:val="left"/>
       </w:pPr>
       <w:r>
-        <w:t>Bewertung: schwach bis mittel. Der Widerspruch ist wahrscheinlich wirksam (Beschlussergebnis nicht beeinflusst). Aber: die Steinhoff SE hat das Thema angesprochen; wir können es als Gegenthema nutzen und unsere Rechtslage darlegen. Weiterbeschäftigungsanspruch nach § 102 Abs. 5 BetrVG ist ein praktisches Druckmittel.</w:t>
+        <w:t>Bewertung: schwach bis mittel. Der Widerspruch ist wahrscheinlich wirksam (Beschlussergebnis nicht beeinflusst). Aber: die Steinhoff SE hat das Thema angesprochen; wir können es als Gegenthema nutzen und unsere Rechtslage darlegen. Weiterbeschäftigungsanspruch nach Paragraf 102 Abs. 5 BetrVG ist ein praktisches Druckmittel.</w:t>
       </w:r>
     </w:p>
     <w:p>
@@ -222,7 +222,7 @@
         <w:t>Verhandlungswert:</w:t>
       </w:r>
       <w:r>
-        <w:t xml:space="preserve"> Der Weiterbeschäftigungsantrag nach § 102 Abs. 5 BetrVG erhöht den Druck auf den Arbeitgeber im Kammertermin deutlich — er muss dann aktiv die Aussetzung beantragen.</w:t>
+        <w:t xml:space="preserve"> Der Weiterbeschäftigungsantrag nach Paragraf 102 Abs. 5 BetrVG erhöht den Druck auf den Arbeitgeber im Kammertermin deutlich — er muss dann aktiv die Aussetzung beantragen.</w:t>
       </w:r>
     </w:p>
     <w:p>
@@ -368,7 +368,7 @@
         <w:jc w:val="left"/>
       </w:pPr>
       <w:r>
-        <w:t>Gesetzliche Referenz (§ 1a KSchG): 0,5 × 14 Jahre × 14.427 EUR/Monat = ca. 101.000 EUR (inklusive Tantieme).</w:t>
+        <w:t>Gesetzliche Referenz (Paragraf 1a KSchG): 0,5 × 14 Jahre × 14.427 EUR/Monat = ca. 101.000 EUR (inklusive Tantieme).</w:t>
       </w:r>
     </w:p>
     <w:p>
@@ -1018,7 +1018,7 @@
         <w:jc w:val="left"/>
       </w:pPr>
       <w:r>
-        <w:t>Wenn die Güteverhandlung scheitert: Weiterbeschäftigungsantrag nach § 102 Abs. 5 BetrVG schärfen. Massenentlassungsanzeige-Frage klären (Beweisantrag). Beantwortung der EntgTranspG-Auskunft erzwingen (§ 142 ZPO).</w:t>
+        <w:t>Wenn die Güteverhandlung scheitert: Weiterbeschäftigungsantrag nach Paragraf 102 Abs. 5 BetrVG schärfen. Massenentlassungsanzeige-Frage klären (Beweisantrag). Beantwortung der EntgTranspG-Auskunft erzwingen (Paragraf 142 ZPO).</w:t>
       </w:r>
     </w:p>
     <w:p>
